--- a/content-src/docx/A TLS 2018 07 27 Kate Bush's Wuthering Heights revisited.docx
+++ b/content-src/docx/A TLS 2018 07 27 Kate Bush's Wuthering Heights revisited.docx
@@ -235,7 +235,7 @@
           <w:sz w:val="27"/>
           <w:szCs w:val="27"/>
         </w:rPr>
-        <w:t xml:space="preserve">, soaked in windswept desolate Englishness, with dashes of mock-heroic and strokes of romantic bathos, and two instrumental tracks entitled respectively “Unquiet Slumbers for the sleepers . . . ” and “ . . . In that Quiet Earth”. </w:t>
+        <w:t xml:space="preserve">, soaked in windswept desolate Englishness, with dashes of mock-heroic and strokes of romantic bathos, and two instrumental tracks entitled respectively “Unquiet Slumbers for the sleepers…” and “… In that Quiet Earth”. </w:t>
       </w:r>
       <w:r>
         <w:rPr>
